--- a/Sprint20260921-20261002/HERO-68343_20260921_150548.docx
+++ b/Sprint20260921-20261002/HERO-68343_20260921_150548.docx
@@ -2296,261 +2296,6 @@
           <w:u w:val="none"/>
         </w:rPr>
         <w:t>2. 用于回归测试确认无副作用</w:t>
-      </w:r>
-    </w:p>
-    <w:p>
-      <w:pPr>
-        <w:spacing w:before="200" w:after="120"/>
-      </w:pPr>
-      <w:r>
-        <w:rPr>
-          <w:rFonts w:ascii="Arial" w:hAnsi="Arial" w:eastAsia="Arial" w:cs="Arial"/>
-          <w:b/>
-          <w:color w:val="000000"/>
-          <w:sz w:val="26"/>
-          <w:u w:val="single"/>
-        </w:rPr>
-        <w:t>Appendix</w:t>
-      </w:r>
-    </w:p>
-    <w:p>
-      <w:pPr>
-        <w:spacing w:before="160" w:after="80"/>
-      </w:pPr>
-      <w:r>
-        <w:rPr>
-          <w:rFonts w:ascii="Arial" w:hAnsi="Arial" w:eastAsia="Arial" w:cs="Arial"/>
-          <w:b/>
-          <w:color w:val="001EFF"/>
-          <w:sz w:val="24"/>
-          <w:u w:val="none"/>
-        </w:rPr>
-        <w:t>验收标准（来自 Release Notes）</w:t>
-      </w:r>
-    </w:p>
-    <w:p>
-      <w:pPr>
-        <w:spacing w:before="0" w:after="80"/>
-      </w:pPr>
-      <w:r>
-        <w:rPr>
-          <w:rFonts w:ascii="Arial" w:hAnsi="Arial" w:eastAsia="Arial" w:cs="Arial"/>
-          <w:b/>
-          <w:color w:val="000000"/>
-          <w:sz w:val="20"/>
-          <w:u w:val="none"/>
-        </w:rPr>
-        <w:t>Bug Fixing: [Jira-68343] Platform setup page (HQ) - Unable to open config by location setup "Ordering Limitation Settings"</w:t>
-      </w:r>
-    </w:p>
-    <w:p>
-      <w:pPr>
-        <w:spacing w:before="0" w:after="80"/>
-      </w:pPr>
-      <w:r>
-        <w:rPr>
-          <w:rFonts w:ascii="Arial" w:hAnsi="Arial" w:eastAsia="Arial" w:cs="Arial"/>
-          <w:b/>
-          <w:color w:val="000000"/>
-          <w:sz w:val="20"/>
-          <w:u w:val="none"/>
-        </w:rPr>
-        <w:t>Descriptions:</w:t>
-      </w:r>
-    </w:p>
-    <w:p>
-      <w:pPr>
-        <w:spacing w:before="0" w:after="80"/>
-      </w:pPr>
-      <w:r>
-        <w:rPr>
-          <w:rFonts w:ascii="Arial" w:hAnsi="Arial" w:eastAsia="Arial" w:cs="Arial"/>
-          <w:b w:val="0"/>
-          <w:color w:val="000000"/>
-          <w:sz w:val="20"/>
-          <w:u w:val="none"/>
-        </w:rPr>
-        <w:t>When the item data volume is excessively large, the system is unable to open the "Ordering Limitation Settings" for config by location normally.</w:t>
-      </w:r>
-    </w:p>
-    <w:p>
-      <w:pPr>
-        <w:spacing w:before="0" w:after="80"/>
-      </w:pPr>
-      <w:r>
-        <w:rPr>
-          <w:rFonts w:ascii="Arial" w:hAnsi="Arial" w:eastAsia="Arial" w:cs="Arial"/>
-          <w:b/>
-          <w:color w:val="000000"/>
-          <w:sz w:val="20"/>
-          <w:u w:val="none"/>
-        </w:rPr>
-        <w:t>Expected result:</w:t>
-      </w:r>
-    </w:p>
-    <w:p>
-      <w:pPr>
-        <w:spacing w:before="0" w:after="80"/>
-      </w:pPr>
-      <w:r>
-        <w:rPr>
-          <w:rFonts w:ascii="Arial" w:hAnsi="Arial" w:eastAsia="Arial" w:cs="Arial"/>
-          <w:b w:val="0"/>
-          <w:color w:val="000000"/>
-          <w:sz w:val="20"/>
-          <w:u w:val="none"/>
-        </w:rPr>
-        <w:t>The Ordering Limitation Settings configuration page opens normally. It is fixed in current version.</w:t>
-      </w:r>
-    </w:p>
-    <w:p>
-      <w:pPr>
-        <w:spacing w:before="0" w:after="80"/>
-      </w:pPr>
-      <w:r>
-        <w:rPr>
-          <w:rFonts w:ascii="Arial" w:hAnsi="Arial" w:eastAsia="Arial" w:cs="Arial"/>
-          <w:b/>
-          <w:color w:val="000000"/>
-          <w:sz w:val="20"/>
-          <w:u w:val="none"/>
-        </w:rPr>
-        <w:t>Setup:</w:t>
-      </w:r>
-    </w:p>
-    <w:p>
-      <w:pPr>
-        <w:spacing w:before="0" w:after="80"/>
-      </w:pPr>
-      <w:r>
-        <w:rPr>
-          <w:rFonts w:ascii="Arial" w:hAnsi="Arial" w:eastAsia="Arial" w:cs="Arial"/>
-          <w:b w:val="0"/>
-          <w:color w:val="000000"/>
-          <w:sz w:val="20"/>
-          <w:u w:val="none"/>
-        </w:rPr>
-        <w:t>Add a setup under Config by Location</w:t>
-      </w:r>
-    </w:p>
-    <w:p>
-      <w:pPr>
-        <w:spacing w:before="0" w:after="80"/>
-      </w:pPr>
-      <w:r>
-        <w:rPr>
-          <w:rFonts w:ascii="Arial" w:hAnsi="Arial" w:eastAsia="Arial" w:cs="Arial"/>
-          <w:b w:val="0"/>
-          <w:color w:val="000000"/>
-          <w:sz w:val="20"/>
-          <w:u w:val="none"/>
-        </w:rPr>
-        <w:t>Go to Infrasys POS platform: POS System → Ordering Setup → Config by Location</w:t>
-      </w:r>
-    </w:p>
-    <w:p>
-      <w:pPr>
-        <w:spacing w:before="0" w:after="80"/>
-      </w:pPr>
-      <w:r>
-        <w:rPr>
-          <w:rFonts w:ascii="Arial" w:hAnsi="Arial" w:eastAsia="Arial" w:cs="Arial"/>
-          <w:b w:val="0"/>
-          <w:color w:val="000000"/>
-          <w:sz w:val="20"/>
-          <w:u w:val="none"/>
-        </w:rPr>
-        <w:t>Select setup "Ordering Limitation Settings"</w:t>
-      </w:r>
-    </w:p>
-    <w:p>
-      <w:pPr>
-        <w:spacing w:before="0" w:after="80"/>
-      </w:pPr>
-      <w:r>
-        <w:rPr>
-          <w:rFonts w:ascii="Arial" w:hAnsi="Arial" w:eastAsia="Arial" w:cs="Arial"/>
-          <w:b w:val="0"/>
-          <w:color w:val="000000"/>
-          <w:sz w:val="20"/>
-          <w:u w:val="none"/>
-        </w:rPr>
-        <w:t>Click "Add New" to add new record</w:t>
-      </w:r>
-    </w:p>
-    <w:p>
-      <w:pPr>
-        <w:spacing w:before="0" w:after="80"/>
-      </w:pPr>
-      <w:r>
-        <w:rPr>
-          <w:rFonts w:ascii="Arial" w:hAnsi="Arial" w:eastAsia="Arial" w:cs="Arial"/>
-          <w:b w:val="0"/>
-          <w:color w:val="000000"/>
-          <w:sz w:val="20"/>
-          <w:u w:val="none"/>
-        </w:rPr>
-        <w:t>Apply To = Target location</w:t>
-      </w:r>
-    </w:p>
-    <w:p>
-      <w:pPr>
-        <w:spacing w:before="0" w:after="80"/>
-      </w:pPr>
-      <w:r>
-        <w:rPr>
-          <w:rFonts w:ascii="Arial" w:hAnsi="Arial" w:eastAsia="Arial" w:cs="Arial"/>
-          <w:b w:val="0"/>
-          <w:color w:val="000000"/>
-          <w:sz w:val="20"/>
-          <w:u w:val="none"/>
-        </w:rPr>
-        <w:t>Outlet = For a specific outlet</w:t>
-      </w:r>
-    </w:p>
-    <w:p>
-      <w:pPr>
-        <w:spacing w:before="0" w:after="80"/>
-      </w:pPr>
-      <w:r>
-        <w:rPr>
-          <w:rFonts w:ascii="Arial" w:hAnsi="Arial" w:eastAsia="Arial" w:cs="Arial"/>
-          <w:b w:val="0"/>
-          <w:color w:val="000000"/>
-          <w:sz w:val="20"/>
-          <w:u w:val="none"/>
-        </w:rPr>
-        <w:t>Outlet = Target outlet (available only if "Outlet" is chosen in the row "Apply To")</w:t>
-      </w:r>
-    </w:p>
-    <w:p>
-      <w:pPr>
-        <w:spacing w:before="0" w:after="80"/>
-      </w:pPr>
-      <w:r>
-        <w:rPr>
-          <w:rFonts w:ascii="Arial" w:hAnsi="Arial" w:eastAsia="Arial" w:cs="Arial"/>
-          <w:b w:val="0"/>
-          <w:color w:val="000000"/>
-          <w:sz w:val="20"/>
-          <w:u w:val="none"/>
-        </w:rPr>
-        <w:t>Support = Yes</w:t>
-      </w:r>
-    </w:p>
-    <w:p>
-      <w:pPr>
-        <w:spacing w:before="0" w:after="80"/>
-      </w:pPr>
-      <w:r>
-        <w:rPr>
-          <w:rFonts w:ascii="Arial" w:hAnsi="Arial" w:eastAsia="Arial" w:cs="Arial"/>
-          <w:b w:val="0"/>
-          <w:color w:val="000000"/>
-          <w:sz w:val="20"/>
-          <w:u w:val="none"/>
-        </w:rPr>
-        <w:t>Click "Save" to save record</w:t>
       </w:r>
     </w:p>
     <w:sectPr>
